--- a/docs/common_code/03_ggplot/ggplot.docx
+++ b/docs/common_code/03_ggplot/ggplot.docx
@@ -31,7 +31,7 @@
         <w:pStyle w:val="Date"/>
       </w:pPr>
       <w:r>
-        <w:t xml:space="preserve">2026-09-04</w:t>
+        <w:t xml:space="preserve">2026-09-08</w:t>
       </w:r>
     </w:p>
     <w:bookmarkStart w:id="11" w:name="introduction-to-ggplot2"/>

--- a/docs/common_code/03_ggplot/ggplot.docx
+++ b/docs/common_code/03_ggplot/ggplot.docx
@@ -31,7 +31,7 @@
         <w:pStyle w:val="Date"/>
       </w:pPr>
       <w:r>
-        <w:t xml:space="preserve">2026-09-08</w:t>
+        <w:t xml:space="preserve">2026-09-10</w:t>
       </w:r>
     </w:p>
     <w:bookmarkStart w:id="11" w:name="introduction-to-ggplot2"/>
@@ -2060,194 +2060,7 @@
         <w:pStyle w:val="FirstParagraph"/>
       </w:pPr>
       <w:r>
-        <w:t xml:space="preserve">A boxplot alone hides sample size. Adding jittered points shows both the distribution shape and how many observations went into each box:</w:t>
-      </w:r>
-    </w:p>
-    <w:p>
-      <w:pPr>
-        <w:pStyle w:val="SourceCode"/>
-      </w:pPr>
-      <w:r>
-        <w:rPr>
-          <w:rStyle w:val="FunctionTok"/>
-        </w:rPr>
-        <w:t xml:space="preserve">ggplot</w:t>
-      </w:r>
-      <w:r>
-        <w:rPr>
-          <w:rStyle w:val="NormalTok"/>
-        </w:rPr>
-        <w:t xml:space="preserve">(penguins, </w:t>
-      </w:r>
-      <w:r>
-        <w:rPr>
-          <w:rStyle w:val="FunctionTok"/>
-        </w:rPr>
-        <w:t xml:space="preserve">aes</w:t>
-      </w:r>
-      <w:r>
-        <w:rPr>
-          <w:rStyle w:val="NormalTok"/>
-        </w:rPr>
-        <w:t xml:space="preserve">(</w:t>
-      </w:r>
-      <w:r>
-        <w:rPr>
-          <w:rStyle w:val="AttributeTok"/>
-        </w:rPr>
-        <w:t xml:space="preserve">x =</w:t>
-      </w:r>
-      <w:r>
-        <w:rPr>
-          <w:rStyle w:val="NormalTok"/>
-        </w:rPr>
-        <w:t xml:space="preserve"> species, </w:t>
-      </w:r>
-      <w:r>
-        <w:rPr>
-          <w:rStyle w:val="AttributeTok"/>
-        </w:rPr>
-        <w:t xml:space="preserve">y =</w:t>
-      </w:r>
-      <w:r>
-        <w:rPr>
-          <w:rStyle w:val="NormalTok"/>
-        </w:rPr>
-        <w:t xml:space="preserve"> body_mass_g)) </w:t>
-      </w:r>
-      <w:r>
-        <w:rPr>
-          <w:rStyle w:val="SpecialCharTok"/>
-        </w:rPr>
-        <w:t xml:space="preserve">+</w:t>
-      </w:r>
-      <w:r>
-        <w:br/>
-      </w:r>
-      <w:r>
-        <w:rPr>
-          <w:rStyle w:val="NormalTok"/>
-        </w:rPr>
-        <w:t xml:space="preserve">  </w:t>
-      </w:r>
-      <w:r>
-        <w:rPr>
-          <w:rStyle w:val="FunctionTok"/>
-        </w:rPr>
-        <w:t xml:space="preserve">geom_boxplot</w:t>
-      </w:r>
-      <w:r>
-        <w:rPr>
-          <w:rStyle w:val="NormalTok"/>
-        </w:rPr>
-        <w:t xml:space="preserve">() </w:t>
-      </w:r>
-      <w:r>
-        <w:rPr>
-          <w:rStyle w:val="SpecialCharTok"/>
-        </w:rPr>
-        <w:t xml:space="preserve">+</w:t>
-      </w:r>
-      <w:r>
-        <w:br/>
-      </w:r>
-      <w:r>
-        <w:rPr>
-          <w:rStyle w:val="NormalTok"/>
-        </w:rPr>
-        <w:t xml:space="preserve">  </w:t>
-      </w:r>
-      <w:r>
-        <w:rPr>
-          <w:rStyle w:val="FunctionTok"/>
-        </w:rPr>
-        <w:t xml:space="preserve">geom_jitter</w:t>
-      </w:r>
-      <w:r>
-        <w:rPr>
-          <w:rStyle w:val="NormalTok"/>
-        </w:rPr>
-        <w:t xml:space="preserve">(</w:t>
-      </w:r>
-      <w:r>
-        <w:rPr>
-          <w:rStyle w:val="AttributeTok"/>
-        </w:rPr>
-        <w:t xml:space="preserve">width =</w:t>
-      </w:r>
-      <w:r>
-        <w:rPr>
-          <w:rStyle w:val="NormalTok"/>
-        </w:rPr>
-        <w:t xml:space="preserve"> </w:t>
-      </w:r>
-      <w:r>
-        <w:rPr>
-          <w:rStyle w:val="FloatTok"/>
-        </w:rPr>
-        <w:t xml:space="preserve">0.15</w:t>
-      </w:r>
-      <w:r>
-        <w:rPr>
-          <w:rStyle w:val="NormalTok"/>
-        </w:rPr>
-        <w:t xml:space="preserve">, </w:t>
-      </w:r>
-      <w:r>
-        <w:rPr>
-          <w:rStyle w:val="AttributeTok"/>
-        </w:rPr>
-        <w:t xml:space="preserve">alpha =</w:t>
-      </w:r>
-      <w:r>
-        <w:rPr>
-          <w:rStyle w:val="NormalTok"/>
-        </w:rPr>
-        <w:t xml:space="preserve"> </w:t>
-      </w:r>
-      <w:r>
-        <w:rPr>
-          <w:rStyle w:val="FloatTok"/>
-        </w:rPr>
-        <w:t xml:space="preserve">0.4</w:t>
-      </w:r>
-      <w:r>
-        <w:rPr>
-          <w:rStyle w:val="NormalTok"/>
-        </w:rPr>
-        <w:t xml:space="preserve">, </w:t>
-      </w:r>
-      <w:r>
-        <w:rPr>
-          <w:rStyle w:val="AttributeTok"/>
-        </w:rPr>
-        <w:t xml:space="preserve">color =</w:t>
-      </w:r>
-      <w:r>
-        <w:rPr>
-          <w:rStyle w:val="NormalTok"/>
-        </w:rPr>
-        <w:t xml:space="preserve"> </w:t>
-      </w:r>
-      <w:r>
-        <w:rPr>
-          <w:rStyle w:val="StringTok"/>
-        </w:rPr>
-        <w:t xml:space="preserve">"darkblue"</w:t>
-      </w:r>
-      <w:r>
-        <w:rPr>
-          <w:rStyle w:val="NormalTok"/>
-        </w:rPr>
-        <w:t xml:space="preserve">)</w:t>
-      </w:r>
-    </w:p>
-    <w:p>
-      <w:pPr>
-        <w:pStyle w:val="BlockText"/>
-      </w:pPr>
-      <w:r>
-        <w:t xml:space="preserve">💡</w:t>
+        <w:t xml:space="preserve">A boxplot alone hides sample size. Adding jittered points shows both the distribution shape and how many observations went into each box. Define the point position</w:t>
       </w:r>
       <w:r>
         <w:t xml:space="preserve"> </w:t>
@@ -2257,43 +2070,272 @@
           <w:b/>
           <w:bCs/>
         </w:rPr>
-        <w:t xml:space="preserve">Key idea:</w:t>
-      </w:r>
-      <w:r>
-        <w:t xml:space="preserve"> </w:t>
-      </w:r>
-      <w:r>
-        <w:t xml:space="preserve">Layer order matters.</w:t>
-      </w:r>
-      <w:r>
-        <w:t xml:space="preserve"> </w:t>
-      </w:r>
-      <w:r>
-        <w:rPr>
-          <w:rStyle w:val="VerbatimChar"/>
-        </w:rPr>
-        <w:t xml:space="preserve">geom_boxplot()</w:t>
-      </w:r>
-      <w:r>
-        <w:t xml:space="preserve"> </w:t>
-      </w:r>
-      <w:r>
-        <w:t xml:space="preserve">first and</w:t>
-      </w:r>
-      <w:r>
-        <w:t xml:space="preserve"> </w:t>
-      </w:r>
-      <w:r>
-        <w:rPr>
-          <w:rStyle w:val="VerbatimChar"/>
-        </w:rPr>
-        <w:t xml:space="preserve">geom_jitter()</w:t>
-      </w:r>
-      <w:r>
-        <w:t xml:space="preserve"> </w:t>
-      </w:r>
-      <w:r>
-        <w:t xml:space="preserve">second draws the points</w:t>
+        <w:t xml:space="preserve">once</w:t>
+      </w:r>
+      <w:r>
+        <w:t xml:space="preserve"> </w:t>
+      </w:r>
+      <w:r>
+        <w:t xml:space="preserve">as a variable so every layer can reuse it:</w:t>
+      </w:r>
+    </w:p>
+    <w:p>
+      <w:pPr>
+        <w:pStyle w:val="SourceCode"/>
+      </w:pPr>
+      <w:r>
+        <w:rPr>
+          <w:rStyle w:val="NormalTok"/>
+        </w:rPr>
+        <w:t xml:space="preserve">jitter_pos </w:t>
+      </w:r>
+      <w:r>
+        <w:rPr>
+          <w:rStyle w:val="OtherTok"/>
+        </w:rPr>
+        <w:t xml:space="preserve">&lt;-</w:t>
+      </w:r>
+      <w:r>
+        <w:rPr>
+          <w:rStyle w:val="NormalTok"/>
+        </w:rPr>
+        <w:t xml:space="preserve"> </w:t>
+      </w:r>
+      <w:r>
+        <w:rPr>
+          <w:rStyle w:val="FunctionTok"/>
+        </w:rPr>
+        <w:t xml:space="preserve">position_jitter</w:t>
+      </w:r>
+      <w:r>
+        <w:rPr>
+          <w:rStyle w:val="NormalTok"/>
+        </w:rPr>
+        <w:t xml:space="preserve">(</w:t>
+      </w:r>
+      <w:r>
+        <w:rPr>
+          <w:rStyle w:val="AttributeTok"/>
+        </w:rPr>
+        <w:t xml:space="preserve">width =</w:t>
+      </w:r>
+      <w:r>
+        <w:rPr>
+          <w:rStyle w:val="NormalTok"/>
+        </w:rPr>
+        <w:t xml:space="preserve"> </w:t>
+      </w:r>
+      <w:r>
+        <w:rPr>
+          <w:rStyle w:val="FloatTok"/>
+        </w:rPr>
+        <w:t xml:space="preserve">0.15</w:t>
+      </w:r>
+      <w:r>
+        <w:rPr>
+          <w:rStyle w:val="NormalTok"/>
+        </w:rPr>
+        <w:t xml:space="preserve">, </w:t>
+      </w:r>
+      <w:r>
+        <w:rPr>
+          <w:rStyle w:val="AttributeTok"/>
+        </w:rPr>
+        <w:t xml:space="preserve">seed =</w:t>
+      </w:r>
+      <w:r>
+        <w:rPr>
+          <w:rStyle w:val="NormalTok"/>
+        </w:rPr>
+        <w:t xml:space="preserve"> </w:t>
+      </w:r>
+      <w:r>
+        <w:rPr>
+          <w:rStyle w:val="DecValTok"/>
+        </w:rPr>
+        <w:t xml:space="preserve">42</w:t>
+      </w:r>
+      <w:r>
+        <w:rPr>
+          <w:rStyle w:val="NormalTok"/>
+        </w:rPr>
+        <w:t xml:space="preserve">)</w:t>
+      </w:r>
+      <w:r>
+        <w:br/>
+      </w:r>
+      <w:r>
+        <w:br/>
+      </w:r>
+      <w:r>
+        <w:rPr>
+          <w:rStyle w:val="FunctionTok"/>
+        </w:rPr>
+        <w:t xml:space="preserve">ggplot</w:t>
+      </w:r>
+      <w:r>
+        <w:rPr>
+          <w:rStyle w:val="NormalTok"/>
+        </w:rPr>
+        <w:t xml:space="preserve">(penguins, </w:t>
+      </w:r>
+      <w:r>
+        <w:rPr>
+          <w:rStyle w:val="FunctionTok"/>
+        </w:rPr>
+        <w:t xml:space="preserve">aes</w:t>
+      </w:r>
+      <w:r>
+        <w:rPr>
+          <w:rStyle w:val="NormalTok"/>
+        </w:rPr>
+        <w:t xml:space="preserve">(</w:t>
+      </w:r>
+      <w:r>
+        <w:rPr>
+          <w:rStyle w:val="AttributeTok"/>
+        </w:rPr>
+        <w:t xml:space="preserve">x =</w:t>
+      </w:r>
+      <w:r>
+        <w:rPr>
+          <w:rStyle w:val="NormalTok"/>
+        </w:rPr>
+        <w:t xml:space="preserve"> species, </w:t>
+      </w:r>
+      <w:r>
+        <w:rPr>
+          <w:rStyle w:val="AttributeTok"/>
+        </w:rPr>
+        <w:t xml:space="preserve">y =</w:t>
+      </w:r>
+      <w:r>
+        <w:rPr>
+          <w:rStyle w:val="NormalTok"/>
+        </w:rPr>
+        <w:t xml:space="preserve"> body_mass_g)) </w:t>
+      </w:r>
+      <w:r>
+        <w:rPr>
+          <w:rStyle w:val="SpecialCharTok"/>
+        </w:rPr>
+        <w:t xml:space="preserve">+</w:t>
+      </w:r>
+      <w:r>
+        <w:br/>
+      </w:r>
+      <w:r>
+        <w:rPr>
+          <w:rStyle w:val="NormalTok"/>
+        </w:rPr>
+        <w:t xml:space="preserve">  </w:t>
+      </w:r>
+      <w:r>
+        <w:rPr>
+          <w:rStyle w:val="FunctionTok"/>
+        </w:rPr>
+        <w:t xml:space="preserve">geom_boxplot</w:t>
+      </w:r>
+      <w:r>
+        <w:rPr>
+          <w:rStyle w:val="NormalTok"/>
+        </w:rPr>
+        <w:t xml:space="preserve">() </w:t>
+      </w:r>
+      <w:r>
+        <w:rPr>
+          <w:rStyle w:val="SpecialCharTok"/>
+        </w:rPr>
+        <w:t xml:space="preserve">+</w:t>
+      </w:r>
+      <w:r>
+        <w:br/>
+      </w:r>
+      <w:r>
+        <w:rPr>
+          <w:rStyle w:val="NormalTok"/>
+        </w:rPr>
+        <w:t xml:space="preserve">  </w:t>
+      </w:r>
+      <w:r>
+        <w:rPr>
+          <w:rStyle w:val="FunctionTok"/>
+        </w:rPr>
+        <w:t xml:space="preserve">geom_point</w:t>
+      </w:r>
+      <w:r>
+        <w:rPr>
+          <w:rStyle w:val="NormalTok"/>
+        </w:rPr>
+        <w:t xml:space="preserve">(</w:t>
+      </w:r>
+      <w:r>
+        <w:rPr>
+          <w:rStyle w:val="AttributeTok"/>
+        </w:rPr>
+        <w:t xml:space="preserve">position =</w:t>
+      </w:r>
+      <w:r>
+        <w:rPr>
+          <w:rStyle w:val="NormalTok"/>
+        </w:rPr>
+        <w:t xml:space="preserve"> jitter_pos, </w:t>
+      </w:r>
+      <w:r>
+        <w:rPr>
+          <w:rStyle w:val="AttributeTok"/>
+        </w:rPr>
+        <w:t xml:space="preserve">alpha =</w:t>
+      </w:r>
+      <w:r>
+        <w:rPr>
+          <w:rStyle w:val="NormalTok"/>
+        </w:rPr>
+        <w:t xml:space="preserve"> </w:t>
+      </w:r>
+      <w:r>
+        <w:rPr>
+          <w:rStyle w:val="FloatTok"/>
+        </w:rPr>
+        <w:t xml:space="preserve">0.4</w:t>
+      </w:r>
+      <w:r>
+        <w:rPr>
+          <w:rStyle w:val="NormalTok"/>
+        </w:rPr>
+        <w:t xml:space="preserve">, </w:t>
+      </w:r>
+      <w:r>
+        <w:rPr>
+          <w:rStyle w:val="AttributeTok"/>
+        </w:rPr>
+        <w:t xml:space="preserve">color =</w:t>
+      </w:r>
+      <w:r>
+        <w:rPr>
+          <w:rStyle w:val="NormalTok"/>
+        </w:rPr>
+        <w:t xml:space="preserve"> </w:t>
+      </w:r>
+      <w:r>
+        <w:rPr>
+          <w:rStyle w:val="StringTok"/>
+        </w:rPr>
+        <w:t xml:space="preserve">"darkblue"</w:t>
+      </w:r>
+      <w:r>
+        <w:rPr>
+          <w:rStyle w:val="NormalTok"/>
+        </w:rPr>
+        <w:t xml:space="preserve">)</w:t>
+      </w:r>
+    </w:p>
+    <w:p>
+      <w:pPr>
+        <w:pStyle w:val="BlockText"/>
+      </w:pPr>
+      <w:r>
+        <w:t xml:space="preserve">💡</w:t>
       </w:r>
       <w:r>
         <w:t xml:space="preserve"> </w:t>
@@ -2303,13 +2345,74 @@
           <w:b/>
           <w:bCs/>
         </w:rPr>
+        <w:t xml:space="preserve">Key idea:</w:t>
+      </w:r>
+      <w:r>
+        <w:t xml:space="preserve"> </w:t>
+      </w:r>
+      <w:r>
+        <w:t xml:space="preserve">Layer order matters —</w:t>
+      </w:r>
+      <w:r>
+        <w:t xml:space="preserve"> </w:t>
+      </w:r>
+      <w:r>
+        <w:rPr>
+          <w:rStyle w:val="VerbatimChar"/>
+        </w:rPr>
+        <w:t xml:space="preserve">geom_boxplot()</w:t>
+      </w:r>
+      <w:r>
+        <w:t xml:space="preserve"> </w:t>
+      </w:r>
+      <w:r>
+        <w:t xml:space="preserve">first, the points second, so the points sit</w:t>
+      </w:r>
+      <w:r>
+        <w:t xml:space="preserve"> </w:t>
+      </w:r>
+      <w:r>
+        <w:rPr>
+          <w:b/>
+          <w:bCs/>
+        </w:rPr>
         <w:t xml:space="preserve">on top of</w:t>
       </w:r>
       <w:r>
         <w:t xml:space="preserve"> </w:t>
       </w:r>
       <w:r>
-        <w:t xml:space="preserve">the boxes. Swap the order and the boxes cover the points.</w:t>
+        <w:t xml:space="preserve">the boxes.</w:t>
+      </w:r>
+      <w:r>
+        <w:t xml:space="preserve"> </w:t>
+      </w:r>
+      <w:r>
+        <w:rPr>
+          <w:rStyle w:val="VerbatimChar"/>
+        </w:rPr>
+        <w:t xml:space="preserve">position_jitter(width = 0.15)</w:t>
+      </w:r>
+      <w:r>
+        <w:t xml:space="preserve"> </w:t>
+      </w:r>
+      <w:r>
+        <w:t xml:space="preserve">spreads overlapping points sideways;</w:t>
+      </w:r>
+      <w:r>
+        <w:t xml:space="preserve"> </w:t>
+      </w:r>
+      <w:r>
+        <w:rPr>
+          <w:rStyle w:val="VerbatimChar"/>
+        </w:rPr>
+        <w:t xml:space="preserve">seed = 42</w:t>
+      </w:r>
+      <w:r>
+        <w:t xml:space="preserve"> </w:t>
+      </w:r>
+      <w:r>
+        <w:t xml:space="preserve">freezes that random spread so the figure is identical on every render.</w:t>
       </w:r>
     </w:p>
     <w:bookmarkEnd w:id="21"/>
@@ -2342,7 +2445,54 @@
         <w:t xml:space="preserve"> </w:t>
       </w:r>
       <w:r>
-        <w:t xml:space="preserve">to split each x-group:</w:t>
+        <w:t xml:space="preserve">to split each x-group. Now the horizontal offsets matter: dodge the boxes, and use</w:t>
+      </w:r>
+      <w:r>
+        <w:t xml:space="preserve"> </w:t>
+      </w:r>
+      <w:r>
+        <w:rPr>
+          <w:rStyle w:val="VerbatimChar"/>
+          <w:b/>
+          <w:bCs/>
+        </w:rPr>
+        <w:t xml:space="preserve">position_jitterdodge()</w:t>
+      </w:r>
+      <w:r>
+        <w:t xml:space="preserve"> </w:t>
+      </w:r>
+      <w:r>
+        <w:t xml:space="preserve">so the raw points land under their own box. Match</w:t>
+      </w:r>
+      <w:r>
+        <w:t xml:space="preserve"> </w:t>
+      </w:r>
+      <w:r>
+        <w:rPr>
+          <w:rStyle w:val="VerbatimChar"/>
+        </w:rPr>
+        <w:t xml:space="preserve">dodge.width</w:t>
+      </w:r>
+      <w:r>
+        <w:t xml:space="preserve"> </w:t>
+      </w:r>
+      <w:r>
+        <w:t xml:space="preserve">to the box</w:t>
+      </w:r>
+      <w:r>
+        <w:t xml:space="preserve"> </w:t>
+      </w:r>
+      <w:r>
+        <w:rPr>
+          <w:rStyle w:val="VerbatimChar"/>
+        </w:rPr>
+        <w:t xml:space="preserve">position_dodge()</w:t>
+      </w:r>
+      <w:r>
+        <w:t xml:space="preserve"> </w:t>
+      </w:r>
+      <w:r>
+        <w:t xml:space="preserve">width:</w:t>
       </w:r>
     </w:p>
     <w:p>
@@ -2351,8 +2501,149 @@
       </w:pPr>
       <w:r>
         <w:rPr>
+          <w:rStyle w:val="NormalTok"/>
+        </w:rPr>
+        <w:t xml:space="preserve">dodge_pos      </w:t>
+      </w:r>
+      <w:r>
+        <w:rPr>
+          <w:rStyle w:val="OtherTok"/>
+        </w:rPr>
+        <w:t xml:space="preserve">&lt;-</w:t>
+      </w:r>
+      <w:r>
+        <w:rPr>
+          <w:rStyle w:val="NormalTok"/>
+        </w:rPr>
+        <w:t xml:space="preserve"> </w:t>
+      </w:r>
+      <w:r>
+        <w:rPr>
           <w:rStyle w:val="FunctionTok"/>
         </w:rPr>
+        <w:t xml:space="preserve">position_dodge</w:t>
+      </w:r>
+      <w:r>
+        <w:rPr>
+          <w:rStyle w:val="NormalTok"/>
+        </w:rPr>
+        <w:t xml:space="preserve">(</w:t>
+      </w:r>
+      <w:r>
+        <w:rPr>
+          <w:rStyle w:val="AttributeTok"/>
+        </w:rPr>
+        <w:t xml:space="preserve">width =</w:t>
+      </w:r>
+      <w:r>
+        <w:rPr>
+          <w:rStyle w:val="NormalTok"/>
+        </w:rPr>
+        <w:t xml:space="preserve"> </w:t>
+      </w:r>
+      <w:r>
+        <w:rPr>
+          <w:rStyle w:val="FloatTok"/>
+        </w:rPr>
+        <w:t xml:space="preserve">0.75</w:t>
+      </w:r>
+      <w:r>
+        <w:rPr>
+          <w:rStyle w:val="NormalTok"/>
+        </w:rPr>
+        <w:t xml:space="preserve">)</w:t>
+      </w:r>
+      <w:r>
+        <w:br/>
+      </w:r>
+      <w:r>
+        <w:rPr>
+          <w:rStyle w:val="NormalTok"/>
+        </w:rPr>
+        <w:t xml:space="preserve">jitterdodge_pos </w:t>
+      </w:r>
+      <w:r>
+        <w:rPr>
+          <w:rStyle w:val="OtherTok"/>
+        </w:rPr>
+        <w:t xml:space="preserve">&lt;-</w:t>
+      </w:r>
+      <w:r>
+        <w:rPr>
+          <w:rStyle w:val="NormalTok"/>
+        </w:rPr>
+        <w:t xml:space="preserve"> </w:t>
+      </w:r>
+      <w:r>
+        <w:rPr>
+          <w:rStyle w:val="FunctionTok"/>
+        </w:rPr>
+        <w:t xml:space="preserve">position_jitterdodge</w:t>
+      </w:r>
+      <w:r>
+        <w:rPr>
+          <w:rStyle w:val="NormalTok"/>
+        </w:rPr>
+        <w:t xml:space="preserve">(</w:t>
+      </w:r>
+      <w:r>
+        <w:rPr>
+          <w:rStyle w:val="AttributeTok"/>
+        </w:rPr>
+        <w:t xml:space="preserve">jitter.width =</w:t>
+      </w:r>
+      <w:r>
+        <w:rPr>
+          <w:rStyle w:val="NormalTok"/>
+        </w:rPr>
+        <w:t xml:space="preserve"> </w:t>
+      </w:r>
+      <w:r>
+        <w:rPr>
+          <w:rStyle w:val="FloatTok"/>
+        </w:rPr>
+        <w:t xml:space="preserve">0.15</w:t>
+      </w:r>
+      <w:r>
+        <w:rPr>
+          <w:rStyle w:val="NormalTok"/>
+        </w:rPr>
+        <w:t xml:space="preserve">, </w:t>
+      </w:r>
+      <w:r>
+        <w:rPr>
+          <w:rStyle w:val="AttributeTok"/>
+        </w:rPr>
+        <w:t xml:space="preserve">dodge.width =</w:t>
+      </w:r>
+      <w:r>
+        <w:rPr>
+          <w:rStyle w:val="NormalTok"/>
+        </w:rPr>
+        <w:t xml:space="preserve"> </w:t>
+      </w:r>
+      <w:r>
+        <w:rPr>
+          <w:rStyle w:val="FloatTok"/>
+        </w:rPr>
+        <w:t xml:space="preserve">0.75</w:t>
+      </w:r>
+      <w:r>
+        <w:rPr>
+          <w:rStyle w:val="NormalTok"/>
+        </w:rPr>
+        <w:t xml:space="preserve">)</w:t>
+      </w:r>
+      <w:r>
+        <w:br/>
+      </w:r>
+      <w:r>
+        <w:br/>
+      </w:r>
+      <w:r>
+        <w:rPr>
+          <w:rStyle w:val="FunctionTok"/>
+        </w:rPr>
         <w:t xml:space="preserve">ggplot</w:t>
       </w:r>
       <w:r>
@@ -2458,7 +2749,224 @@
         <w:rPr>
           <w:rStyle w:val="NormalTok"/>
         </w:rPr>
+        <w:t xml:space="preserve">, </w:t>
+      </w:r>
+      <w:r>
+        <w:rPr>
+          <w:rStyle w:val="AttributeTok"/>
+        </w:rPr>
+        <w:t xml:space="preserve">outlier.shape =</w:t>
+      </w:r>
+      <w:r>
+        <w:rPr>
+          <w:rStyle w:val="NormalTok"/>
+        </w:rPr>
+        <w:t xml:space="preserve"> </w:t>
+      </w:r>
+      <w:r>
+        <w:rPr>
+          <w:rStyle w:val="ConstantTok"/>
+        </w:rPr>
+        <w:t xml:space="preserve">NA</w:t>
+      </w:r>
+      <w:r>
+        <w:rPr>
+          <w:rStyle w:val="NormalTok"/>
+        </w:rPr>
+        <w:t xml:space="preserve">, </w:t>
+      </w:r>
+      <w:r>
+        <w:rPr>
+          <w:rStyle w:val="AttributeTok"/>
+        </w:rPr>
+        <w:t xml:space="preserve">position =</w:t>
+      </w:r>
+      <w:r>
+        <w:rPr>
+          <w:rStyle w:val="NormalTok"/>
+        </w:rPr>
+        <w:t xml:space="preserve"> dodge_pos) </w:t>
+      </w:r>
+      <w:r>
+        <w:rPr>
+          <w:rStyle w:val="SpecialCharTok"/>
+        </w:rPr>
+        <w:t xml:space="preserve">+</w:t>
+      </w:r>
+      <w:r>
+        <w:br/>
+      </w:r>
+      <w:r>
+        <w:rPr>
+          <w:rStyle w:val="NormalTok"/>
+        </w:rPr>
+        <w:t xml:space="preserve">  </w:t>
+      </w:r>
+      <w:r>
+        <w:rPr>
+          <w:rStyle w:val="FunctionTok"/>
+        </w:rPr>
+        <w:t xml:space="preserve">geom_point</w:t>
+      </w:r>
+      <w:r>
+        <w:rPr>
+          <w:rStyle w:val="NormalTok"/>
+        </w:rPr>
+        <w:t xml:space="preserve">(</w:t>
+      </w:r>
+      <w:r>
+        <w:rPr>
+          <w:rStyle w:val="AttributeTok"/>
+        </w:rPr>
+        <w:t xml:space="preserve">position =</w:t>
+      </w:r>
+      <w:r>
+        <w:rPr>
+          <w:rStyle w:val="NormalTok"/>
+        </w:rPr>
+        <w:t xml:space="preserve"> jitterdodge_pos, </w:t>
+      </w:r>
+      <w:r>
+        <w:rPr>
+          <w:rStyle w:val="AttributeTok"/>
+        </w:rPr>
+        <w:t xml:space="preserve">alpha =</w:t>
+      </w:r>
+      <w:r>
+        <w:rPr>
+          <w:rStyle w:val="NormalTok"/>
+        </w:rPr>
+        <w:t xml:space="preserve"> </w:t>
+      </w:r>
+      <w:r>
+        <w:rPr>
+          <w:rStyle w:val="FloatTok"/>
+        </w:rPr>
+        <w:t xml:space="preserve">0.3</w:t>
+      </w:r>
+      <w:r>
+        <w:rPr>
+          <w:rStyle w:val="NormalTok"/>
+        </w:rPr>
+        <w:t xml:space="preserve">, </w:t>
+      </w:r>
+      <w:r>
+        <w:rPr>
+          <w:rStyle w:val="AttributeTok"/>
+        </w:rPr>
+        <w:t xml:space="preserve">size =</w:t>
+      </w:r>
+      <w:r>
+        <w:rPr>
+          <w:rStyle w:val="NormalTok"/>
+        </w:rPr>
+        <w:t xml:space="preserve"> </w:t>
+      </w:r>
+      <w:r>
+        <w:rPr>
+          <w:rStyle w:val="DecValTok"/>
+        </w:rPr>
+        <w:t xml:space="preserve">1</w:t>
+      </w:r>
+      <w:r>
+        <w:rPr>
+          <w:rStyle w:val="NormalTok"/>
+        </w:rPr>
         <w:t xml:space="preserve">)</w:t>
+      </w:r>
+    </w:p>
+    <w:p>
+      <w:pPr>
+        <w:pStyle w:val="BlockText"/>
+      </w:pPr>
+      <w:r>
+        <w:t xml:space="preserve">💡</w:t>
+      </w:r>
+      <w:r>
+        <w:t xml:space="preserve"> </w:t>
+      </w:r>
+      <w:r>
+        <w:rPr>
+          <w:b/>
+          <w:bCs/>
+        </w:rPr>
+        <w:t xml:space="preserve">Key idea:</w:t>
+      </w:r>
+      <w:r>
+        <w:t xml:space="preserve"> </w:t>
+      </w:r>
+      <w:r>
+        <w:rPr>
+          <w:rStyle w:val="VerbatimChar"/>
+        </w:rPr>
+        <w:t xml:space="preserve">position_dodge()</w:t>
+      </w:r>
+      <w:r>
+        <w:t xml:space="preserve"> </w:t>
+      </w:r>
+      <w:r>
+        <w:t xml:space="preserve">shifts</w:t>
+      </w:r>
+      <w:r>
+        <w:t xml:space="preserve"> </w:t>
+      </w:r>
+      <w:r>
+        <w:rPr>
+          <w:i/>
+          <w:iCs/>
+        </w:rPr>
+        <w:t xml:space="preserve">whole groups</w:t>
+      </w:r>
+      <w:r>
+        <w:t xml:space="preserve"> </w:t>
+      </w:r>
+      <w:r>
+        <w:t xml:space="preserve">apart but does not scatter points within a group;</w:t>
+      </w:r>
+      <w:r>
+        <w:t xml:space="preserve"> </w:t>
+      </w:r>
+      <w:r>
+        <w:rPr>
+          <w:rStyle w:val="VerbatimChar"/>
+        </w:rPr>
+        <w:t xml:space="preserve">position_jitterdodge()</w:t>
+      </w:r>
+      <w:r>
+        <w:t xml:space="preserve"> </w:t>
+      </w:r>
+      <w:r>
+        <w:t xml:space="preserve">does both.</w:t>
+      </w:r>
+      <w:r>
+        <w:t xml:space="preserve"> </w:t>
+      </w:r>
+      <w:r>
+        <w:rPr>
+          <w:rStyle w:val="VerbatimChar"/>
+        </w:rPr>
+        <w:t xml:space="preserve">position_dodge()</w:t>
+      </w:r>
+      <w:r>
+        <w:t xml:space="preserve"> </w:t>
+      </w:r>
+      <w:r>
+        <w:t xml:space="preserve">alone is the right choice for connected summaries (mean points, error bars, and</w:t>
+      </w:r>
+      <w:r>
+        <w:t xml:space="preserve"> </w:t>
+      </w:r>
+      <w:r>
+        <w:rPr>
+          <w:rStyle w:val="VerbatimChar"/>
+        </w:rPr>
+        <w:t xml:space="preserve">geom_line()</w:t>
+      </w:r>
+      <w:r>
+        <w:t xml:space="preserve"> </w:t>
+      </w:r>
+      <w:r>
+        <w:t xml:space="preserve">between them) — see the advanced plotting reference.</w:t>
       </w:r>
     </w:p>
     <w:p>
@@ -7246,7 +7754,7 @@
               <w:rPr>
                 <w:rStyle w:val="VerbatimChar"/>
               </w:rPr>
-              <w:t xml:space="preserve">geom_jitter(width = 0.15, alpha = 0.5)</w:t>
+              <w:t xml:space="preserve">geom_point(position = position_jitter(width = 0.15, seed = 42), alpha = 0.5)</w:t>
             </w:r>
           </w:p>
         </w:tc>

--- a/docs/common_code/03_ggplot/ggplot.docx
+++ b/docs/common_code/03_ggplot/ggplot.docx
@@ -31,7 +31,7 @@
         <w:pStyle w:val="Date"/>
       </w:pPr>
       <w:r>
-        <w:t xml:space="preserve">2026-09-10</w:t>
+        <w:t xml:space="preserve">2026-09-14</w:t>
       </w:r>
     </w:p>
     <w:bookmarkStart w:id="11" w:name="introduction-to-ggplot2"/>
@@ -2060,7 +2060,194 @@
         <w:pStyle w:val="FirstParagraph"/>
       </w:pPr>
       <w:r>
-        <w:t xml:space="preserve">A boxplot alone hides sample size. Adding jittered points shows both the distribution shape and how many observations went into each box. Define the point position</w:t>
+        <w:t xml:space="preserve">A boxplot alone hides sample size. Adding jittered points shows both the distribution shape and how many observations went into each box:</w:t>
+      </w:r>
+    </w:p>
+    <w:p>
+      <w:pPr>
+        <w:pStyle w:val="SourceCode"/>
+      </w:pPr>
+      <w:r>
+        <w:rPr>
+          <w:rStyle w:val="FunctionTok"/>
+        </w:rPr>
+        <w:t xml:space="preserve">ggplot</w:t>
+      </w:r>
+      <w:r>
+        <w:rPr>
+          <w:rStyle w:val="NormalTok"/>
+        </w:rPr>
+        <w:t xml:space="preserve">(penguins, </w:t>
+      </w:r>
+      <w:r>
+        <w:rPr>
+          <w:rStyle w:val="FunctionTok"/>
+        </w:rPr>
+        <w:t xml:space="preserve">aes</w:t>
+      </w:r>
+      <w:r>
+        <w:rPr>
+          <w:rStyle w:val="NormalTok"/>
+        </w:rPr>
+        <w:t xml:space="preserve">(</w:t>
+      </w:r>
+      <w:r>
+        <w:rPr>
+          <w:rStyle w:val="AttributeTok"/>
+        </w:rPr>
+        <w:t xml:space="preserve">x =</w:t>
+      </w:r>
+      <w:r>
+        <w:rPr>
+          <w:rStyle w:val="NormalTok"/>
+        </w:rPr>
+        <w:t xml:space="preserve"> species, </w:t>
+      </w:r>
+      <w:r>
+        <w:rPr>
+          <w:rStyle w:val="AttributeTok"/>
+        </w:rPr>
+        <w:t xml:space="preserve">y =</w:t>
+      </w:r>
+      <w:r>
+        <w:rPr>
+          <w:rStyle w:val="NormalTok"/>
+        </w:rPr>
+        <w:t xml:space="preserve"> body_mass_g)) </w:t>
+      </w:r>
+      <w:r>
+        <w:rPr>
+          <w:rStyle w:val="SpecialCharTok"/>
+        </w:rPr>
+        <w:t xml:space="preserve">+</w:t>
+      </w:r>
+      <w:r>
+        <w:br/>
+      </w:r>
+      <w:r>
+        <w:rPr>
+          <w:rStyle w:val="NormalTok"/>
+        </w:rPr>
+        <w:t xml:space="preserve">  </w:t>
+      </w:r>
+      <w:r>
+        <w:rPr>
+          <w:rStyle w:val="FunctionTok"/>
+        </w:rPr>
+        <w:t xml:space="preserve">geom_boxplot</w:t>
+      </w:r>
+      <w:r>
+        <w:rPr>
+          <w:rStyle w:val="NormalTok"/>
+        </w:rPr>
+        <w:t xml:space="preserve">() </w:t>
+      </w:r>
+      <w:r>
+        <w:rPr>
+          <w:rStyle w:val="SpecialCharTok"/>
+        </w:rPr>
+        <w:t xml:space="preserve">+</w:t>
+      </w:r>
+      <w:r>
+        <w:br/>
+      </w:r>
+      <w:r>
+        <w:rPr>
+          <w:rStyle w:val="NormalTok"/>
+        </w:rPr>
+        <w:t xml:space="preserve">  </w:t>
+      </w:r>
+      <w:r>
+        <w:rPr>
+          <w:rStyle w:val="FunctionTok"/>
+        </w:rPr>
+        <w:t xml:space="preserve">geom_jitter</w:t>
+      </w:r>
+      <w:r>
+        <w:rPr>
+          <w:rStyle w:val="NormalTok"/>
+        </w:rPr>
+        <w:t xml:space="preserve">(</w:t>
+      </w:r>
+      <w:r>
+        <w:rPr>
+          <w:rStyle w:val="AttributeTok"/>
+        </w:rPr>
+        <w:t xml:space="preserve">width =</w:t>
+      </w:r>
+      <w:r>
+        <w:rPr>
+          <w:rStyle w:val="NormalTok"/>
+        </w:rPr>
+        <w:t xml:space="preserve"> </w:t>
+      </w:r>
+      <w:r>
+        <w:rPr>
+          <w:rStyle w:val="FloatTok"/>
+        </w:rPr>
+        <w:t xml:space="preserve">0.15</w:t>
+      </w:r>
+      <w:r>
+        <w:rPr>
+          <w:rStyle w:val="NormalTok"/>
+        </w:rPr>
+        <w:t xml:space="preserve">, </w:t>
+      </w:r>
+      <w:r>
+        <w:rPr>
+          <w:rStyle w:val="AttributeTok"/>
+        </w:rPr>
+        <w:t xml:space="preserve">alpha =</w:t>
+      </w:r>
+      <w:r>
+        <w:rPr>
+          <w:rStyle w:val="NormalTok"/>
+        </w:rPr>
+        <w:t xml:space="preserve"> </w:t>
+      </w:r>
+      <w:r>
+        <w:rPr>
+          <w:rStyle w:val="FloatTok"/>
+        </w:rPr>
+        <w:t xml:space="preserve">0.4</w:t>
+      </w:r>
+      <w:r>
+        <w:rPr>
+          <w:rStyle w:val="NormalTok"/>
+        </w:rPr>
+        <w:t xml:space="preserve">, </w:t>
+      </w:r>
+      <w:r>
+        <w:rPr>
+          <w:rStyle w:val="AttributeTok"/>
+        </w:rPr>
+        <w:t xml:space="preserve">color =</w:t>
+      </w:r>
+      <w:r>
+        <w:rPr>
+          <w:rStyle w:val="NormalTok"/>
+        </w:rPr>
+        <w:t xml:space="preserve"> </w:t>
+      </w:r>
+      <w:r>
+        <w:rPr>
+          <w:rStyle w:val="StringTok"/>
+        </w:rPr>
+        <w:t xml:space="preserve">"darkblue"</w:t>
+      </w:r>
+      <w:r>
+        <w:rPr>
+          <w:rStyle w:val="NormalTok"/>
+        </w:rPr>
+        <w:t xml:space="preserve">)</w:t>
+      </w:r>
+    </w:p>
+    <w:p>
+      <w:pPr>
+        <w:pStyle w:val="BlockText"/>
+      </w:pPr>
+      <w:r>
+        <w:t xml:space="preserve">💡</w:t>
       </w:r>
       <w:r>
         <w:t xml:space="preserve"> </w:t>
@@ -2070,272 +2257,43 @@
           <w:b/>
           <w:bCs/>
         </w:rPr>
-        <w:t xml:space="preserve">once</w:t>
-      </w:r>
-      <w:r>
-        <w:t xml:space="preserve"> </w:t>
-      </w:r>
-      <w:r>
-        <w:t xml:space="preserve">as a variable so every layer can reuse it:</w:t>
-      </w:r>
-    </w:p>
-    <w:p>
-      <w:pPr>
-        <w:pStyle w:val="SourceCode"/>
-      </w:pPr>
-      <w:r>
-        <w:rPr>
-          <w:rStyle w:val="NormalTok"/>
-        </w:rPr>
-        <w:t xml:space="preserve">jitter_pos </w:t>
-      </w:r>
-      <w:r>
-        <w:rPr>
-          <w:rStyle w:val="OtherTok"/>
-        </w:rPr>
-        <w:t xml:space="preserve">&lt;-</w:t>
-      </w:r>
-      <w:r>
-        <w:rPr>
-          <w:rStyle w:val="NormalTok"/>
-        </w:rPr>
-        <w:t xml:space="preserve"> </w:t>
-      </w:r>
-      <w:r>
-        <w:rPr>
-          <w:rStyle w:val="FunctionTok"/>
-        </w:rPr>
-        <w:t xml:space="preserve">position_jitter</w:t>
-      </w:r>
-      <w:r>
-        <w:rPr>
-          <w:rStyle w:val="NormalTok"/>
-        </w:rPr>
-        <w:t xml:space="preserve">(</w:t>
-      </w:r>
-      <w:r>
-        <w:rPr>
-          <w:rStyle w:val="AttributeTok"/>
-        </w:rPr>
-        <w:t xml:space="preserve">width =</w:t>
-      </w:r>
-      <w:r>
-        <w:rPr>
-          <w:rStyle w:val="NormalTok"/>
-        </w:rPr>
-        <w:t xml:space="preserve"> </w:t>
-      </w:r>
-      <w:r>
-        <w:rPr>
-          <w:rStyle w:val="FloatTok"/>
-        </w:rPr>
-        <w:t xml:space="preserve">0.15</w:t>
-      </w:r>
-      <w:r>
-        <w:rPr>
-          <w:rStyle w:val="NormalTok"/>
-        </w:rPr>
-        <w:t xml:space="preserve">, </w:t>
-      </w:r>
-      <w:r>
-        <w:rPr>
-          <w:rStyle w:val="AttributeTok"/>
-        </w:rPr>
-        <w:t xml:space="preserve">seed =</w:t>
-      </w:r>
-      <w:r>
-        <w:rPr>
-          <w:rStyle w:val="NormalTok"/>
-        </w:rPr>
-        <w:t xml:space="preserve"> </w:t>
-      </w:r>
-      <w:r>
-        <w:rPr>
-          <w:rStyle w:val="DecValTok"/>
-        </w:rPr>
-        <w:t xml:space="preserve">42</w:t>
-      </w:r>
-      <w:r>
-        <w:rPr>
-          <w:rStyle w:val="NormalTok"/>
-        </w:rPr>
-        <w:t xml:space="preserve">)</w:t>
-      </w:r>
-      <w:r>
-        <w:br/>
-      </w:r>
-      <w:r>
-        <w:br/>
-      </w:r>
-      <w:r>
-        <w:rPr>
-          <w:rStyle w:val="FunctionTok"/>
-        </w:rPr>
-        <w:t xml:space="preserve">ggplot</w:t>
-      </w:r>
-      <w:r>
-        <w:rPr>
-          <w:rStyle w:val="NormalTok"/>
-        </w:rPr>
-        <w:t xml:space="preserve">(penguins, </w:t>
-      </w:r>
-      <w:r>
-        <w:rPr>
-          <w:rStyle w:val="FunctionTok"/>
-        </w:rPr>
-        <w:t xml:space="preserve">aes</w:t>
-      </w:r>
-      <w:r>
-        <w:rPr>
-          <w:rStyle w:val="NormalTok"/>
-        </w:rPr>
-        <w:t xml:space="preserve">(</w:t>
-      </w:r>
-      <w:r>
-        <w:rPr>
-          <w:rStyle w:val="AttributeTok"/>
-        </w:rPr>
-        <w:t xml:space="preserve">x =</w:t>
-      </w:r>
-      <w:r>
-        <w:rPr>
-          <w:rStyle w:val="NormalTok"/>
-        </w:rPr>
-        <w:t xml:space="preserve"> species, </w:t>
-      </w:r>
-      <w:r>
-        <w:rPr>
-          <w:rStyle w:val="AttributeTok"/>
-        </w:rPr>
-        <w:t xml:space="preserve">y =</w:t>
-      </w:r>
-      <w:r>
-        <w:rPr>
-          <w:rStyle w:val="NormalTok"/>
-        </w:rPr>
-        <w:t xml:space="preserve"> body_mass_g)) </w:t>
-      </w:r>
-      <w:r>
-        <w:rPr>
-          <w:rStyle w:val="SpecialCharTok"/>
-        </w:rPr>
-        <w:t xml:space="preserve">+</w:t>
-      </w:r>
-      <w:r>
-        <w:br/>
-      </w:r>
-      <w:r>
-        <w:rPr>
-          <w:rStyle w:val="NormalTok"/>
-        </w:rPr>
-        <w:t xml:space="preserve">  </w:t>
-      </w:r>
-      <w:r>
-        <w:rPr>
-          <w:rStyle w:val="FunctionTok"/>
-        </w:rPr>
-        <w:t xml:space="preserve">geom_boxplot</w:t>
-      </w:r>
-      <w:r>
-        <w:rPr>
-          <w:rStyle w:val="NormalTok"/>
-        </w:rPr>
-        <w:t xml:space="preserve">() </w:t>
-      </w:r>
-      <w:r>
-        <w:rPr>
-          <w:rStyle w:val="SpecialCharTok"/>
-        </w:rPr>
-        <w:t xml:space="preserve">+</w:t>
-      </w:r>
-      <w:r>
-        <w:br/>
-      </w:r>
-      <w:r>
-        <w:rPr>
-          <w:rStyle w:val="NormalTok"/>
-        </w:rPr>
-        <w:t xml:space="preserve">  </w:t>
-      </w:r>
-      <w:r>
-        <w:rPr>
-          <w:rStyle w:val="FunctionTok"/>
-        </w:rPr>
-        <w:t xml:space="preserve">geom_point</w:t>
-      </w:r>
-      <w:r>
-        <w:rPr>
-          <w:rStyle w:val="NormalTok"/>
-        </w:rPr>
-        <w:t xml:space="preserve">(</w:t>
-      </w:r>
-      <w:r>
-        <w:rPr>
-          <w:rStyle w:val="AttributeTok"/>
-        </w:rPr>
-        <w:t xml:space="preserve">position =</w:t>
-      </w:r>
-      <w:r>
-        <w:rPr>
-          <w:rStyle w:val="NormalTok"/>
-        </w:rPr>
-        <w:t xml:space="preserve"> jitter_pos, </w:t>
-      </w:r>
-      <w:r>
-        <w:rPr>
-          <w:rStyle w:val="AttributeTok"/>
-        </w:rPr>
-        <w:t xml:space="preserve">alpha =</w:t>
-      </w:r>
-      <w:r>
-        <w:rPr>
-          <w:rStyle w:val="NormalTok"/>
-        </w:rPr>
-        <w:t xml:space="preserve"> </w:t>
-      </w:r>
-      <w:r>
-        <w:rPr>
-          <w:rStyle w:val="FloatTok"/>
-        </w:rPr>
-        <w:t xml:space="preserve">0.4</w:t>
-      </w:r>
-      <w:r>
-        <w:rPr>
-          <w:rStyle w:val="NormalTok"/>
-        </w:rPr>
-        <w:t xml:space="preserve">, </w:t>
-      </w:r>
-      <w:r>
-        <w:rPr>
-          <w:rStyle w:val="AttributeTok"/>
-        </w:rPr>
-        <w:t xml:space="preserve">color =</w:t>
-      </w:r>
-      <w:r>
-        <w:rPr>
-          <w:rStyle w:val="NormalTok"/>
-        </w:rPr>
-        <w:t xml:space="preserve"> </w:t>
-      </w:r>
-      <w:r>
-        <w:rPr>
-          <w:rStyle w:val="StringTok"/>
-        </w:rPr>
-        <w:t xml:space="preserve">"darkblue"</w:t>
-      </w:r>
-      <w:r>
-        <w:rPr>
-          <w:rStyle w:val="NormalTok"/>
-        </w:rPr>
-        <w:t xml:space="preserve">)</w:t>
-      </w:r>
-    </w:p>
-    <w:p>
-      <w:pPr>
-        <w:pStyle w:val="BlockText"/>
-      </w:pPr>
-      <w:r>
-        <w:t xml:space="preserve">💡</w:t>
+        <w:t xml:space="preserve">Key idea:</w:t>
+      </w:r>
+      <w:r>
+        <w:t xml:space="preserve"> </w:t>
+      </w:r>
+      <w:r>
+        <w:t xml:space="preserve">Layer order matters.</w:t>
+      </w:r>
+      <w:r>
+        <w:t xml:space="preserve"> </w:t>
+      </w:r>
+      <w:r>
+        <w:rPr>
+          <w:rStyle w:val="VerbatimChar"/>
+        </w:rPr>
+        <w:t xml:space="preserve">geom_boxplot()</w:t>
+      </w:r>
+      <w:r>
+        <w:t xml:space="preserve"> </w:t>
+      </w:r>
+      <w:r>
+        <w:t xml:space="preserve">first and</w:t>
+      </w:r>
+      <w:r>
+        <w:t xml:space="preserve"> </w:t>
+      </w:r>
+      <w:r>
+        <w:rPr>
+          <w:rStyle w:val="VerbatimChar"/>
+        </w:rPr>
+        <w:t xml:space="preserve">geom_jitter()</w:t>
+      </w:r>
+      <w:r>
+        <w:t xml:space="preserve"> </w:t>
+      </w:r>
+      <w:r>
+        <w:t xml:space="preserve">second draws the points</w:t>
       </w:r>
       <w:r>
         <w:t xml:space="preserve"> </w:t>
@@ -2345,13 +2303,13 @@
           <w:b/>
           <w:bCs/>
         </w:rPr>
-        <w:t xml:space="preserve">Key idea:</w:t>
-      </w:r>
-      <w:r>
-        <w:t xml:space="preserve"> </w:t>
-      </w:r>
-      <w:r>
-        <w:t xml:space="preserve">Layer order matters —</w:t>
+        <w:t xml:space="preserve">on top of</w:t>
+      </w:r>
+      <w:r>
+        <w:t xml:space="preserve"> </w:t>
+      </w:r>
+      <w:r>
+        <w:t xml:space="preserve">the boxes.</w:t>
       </w:r>
       <w:r>
         <w:t xml:space="preserve"> </w:t>
@@ -2360,29 +2318,13 @@
         <w:rPr>
           <w:rStyle w:val="VerbatimChar"/>
         </w:rPr>
-        <w:t xml:space="preserve">geom_boxplot()</w:t>
-      </w:r>
-      <w:r>
-        <w:t xml:space="preserve"> </w:t>
-      </w:r>
-      <w:r>
-        <w:t xml:space="preserve">first, the points second, so the points sit</w:t>
-      </w:r>
-      <w:r>
-        <w:t xml:space="preserve"> </w:t>
-      </w:r>
-      <w:r>
-        <w:rPr>
-          <w:b/>
-          <w:bCs/>
-        </w:rPr>
-        <w:t xml:space="preserve">on top of</w:t>
-      </w:r>
-      <w:r>
-        <w:t xml:space="preserve"> </w:t>
-      </w:r>
-      <w:r>
-        <w:t xml:space="preserve">the boxes.</w:t>
+        <w:t xml:space="preserve">geom_jitter()</w:t>
+      </w:r>
+      <w:r>
+        <w:t xml:space="preserve"> </w:t>
+      </w:r>
+      <w:r>
+        <w:t xml:space="preserve">is</w:t>
       </w:r>
       <w:r>
         <w:t xml:space="preserve"> </w:t>
@@ -2391,28 +2333,22 @@
         <w:rPr>
           <w:rStyle w:val="VerbatimChar"/>
         </w:rPr>
-        <w:t xml:space="preserve">position_jitter(width = 0.15)</w:t>
-      </w:r>
-      <w:r>
-        <w:t xml:space="preserve"> </w:t>
-      </w:r>
-      <w:r>
-        <w:t xml:space="preserve">spreads overlapping points sideways;</w:t>
-      </w:r>
-      <w:r>
-        <w:t xml:space="preserve"> </w:t>
+        <w:t xml:space="preserve">geom_point()</w:t>
+      </w:r>
+      <w:r>
+        <w:t xml:space="preserve"> </w:t>
+      </w:r>
+      <w:r>
+        <w:t xml:space="preserve">with a small sideways nudge (</w:t>
       </w:r>
       <w:r>
         <w:rPr>
           <w:rStyle w:val="VerbatimChar"/>
         </w:rPr>
-        <w:t xml:space="preserve">seed = 42</w:t>
-      </w:r>
-      <w:r>
-        <w:t xml:space="preserve"> </w:t>
-      </w:r>
-      <w:r>
-        <w:t xml:space="preserve">freezes that random spread so the figure is identical on every render.</w:t>
+        <w:t xml:space="preserve">width = 0.15</w:t>
+      </w:r>
+      <w:r>
+        <w:t xml:space="preserve">) so overlapping points don’t hide each other.</w:t>
       </w:r>
     </w:p>
     <w:bookmarkEnd w:id="21"/>
@@ -7754,7 +7690,34 @@
               <w:rPr>
                 <w:rStyle w:val="VerbatimChar"/>
               </w:rPr>
-              <w:t xml:space="preserve">geom_point(position = position_jitter(width = 0.15, seed = 42), alpha = 0.5)</w:t>
+              <w:t xml:space="preserve">geom_jitter(width = 0.15, alpha = 0.5)</w:t>
+            </w:r>
+          </w:p>
+        </w:tc>
+      </w:tr>
+      <w:tr>
+        <w:tc>
+          <w:tcPr/>
+          <w:p>
+            <w:pPr>
+              <w:pStyle w:val="Compact"/>
+            </w:pPr>
+            <w:r>
+              <w:t xml:space="preserve">Raw points, 2 groups</w:t>
+            </w:r>
+          </w:p>
+        </w:tc>
+        <w:tc>
+          <w:tcPr/>
+          <w:p>
+            <w:pPr>
+              <w:pStyle w:val="Compact"/>
+            </w:pPr>
+            <w:r>
+              <w:rPr>
+                <w:rStyle w:val="VerbatimChar"/>
+              </w:rPr>
+              <w:t xml:space="preserve">geom_point(position = position_jitterdodge(jitter.width = 0.15, dodge.width = 0.75))</w:t>
             </w:r>
           </w:p>
         </w:tc>

--- a/docs/common_code/03_ggplot/ggplot.docx
+++ b/docs/common_code/03_ggplot/ggplot.docx
@@ -9206,7 +9206,6 @@
         <w:bottom w:color="FF0000" w:space="1" w:sz="8" w:val="single"/>
         <w:right w:color="FF0000" w:space="4" w:sz="8" w:val="single"/>
       </w:pBdr>
-      <w:shd w:color="auto" w:fill="auto" w:val="pct15"/>
       <w:spacing w:after="120" w:before="120"/>
       <w:ind w:left="432" w:right="432"/>
     </w:pPr>
@@ -9227,7 +9226,6 @@
         <w:bottom w:color="auto" w:space="1" w:sz="8" w:val="single"/>
         <w:right w:color="auto" w:space="4" w:sz="8" w:val="single"/>
       </w:pBdr>
-      <w:shd w:color="auto" w:fill="auto" w:val="pct15"/>
       <w:spacing w:after="240" w:before="240"/>
       <w:ind w:left="432" w:right="432"/>
     </w:pPr>
@@ -9242,7 +9240,6 @@
     <w:qFormat/>
     <w:rsid w:val="00771E03"/>
     <w:pPr>
-      <w:shd w:color="auto" w:fill="auto" w:val="pct15"/>
       <w:spacing w:after="240" w:before="240"/>
       <w:ind w:left="432" w:right="432"/>
     </w:pPr>

--- a/docs/common_code/03_ggplot/ggplot.docx
+++ b/docs/common_code/03_ggplot/ggplot.docx
@@ -31,7 +31,7 @@
         <w:pStyle w:val="Date"/>
       </w:pPr>
       <w:r>
-        <w:t xml:space="preserve">2026-09-14</w:t>
+        <w:t xml:space="preserve">2026-09-21</w:t>
       </w:r>
     </w:p>
     <w:bookmarkStart w:id="11" w:name="introduction-to-ggplot2"/>

--- a/docs/common_code/03_ggplot/ggplot.docx
+++ b/docs/common_code/03_ggplot/ggplot.docx
@@ -31,7 +31,7 @@
         <w:pStyle w:val="Date"/>
       </w:pPr>
       <w:r>
-        <w:t xml:space="preserve">2026-09-21</w:t>
+        <w:t xml:space="preserve">2026-09-22</w:t>
       </w:r>
     </w:p>
     <w:bookmarkStart w:id="11" w:name="introduction-to-ggplot2"/>

--- a/docs/common_code/03_ggplot/ggplot.docx
+++ b/docs/common_code/03_ggplot/ggplot.docx
@@ -31,7 +31,7 @@
         <w:pStyle w:val="Date"/>
       </w:pPr>
       <w:r>
-        <w:t xml:space="preserve">2026-09-22</w:t>
+        <w:t xml:space="preserve">2026-09-23</w:t>
       </w:r>
     </w:p>
     <w:bookmarkStart w:id="11" w:name="introduction-to-ggplot2"/>

--- a/docs/common_code/03_ggplot/ggplot.docx
+++ b/docs/common_code/03_ggplot/ggplot.docx
@@ -9289,6 +9289,252 @@
       <w:spacing w:after="100"/>
     </w:pPr>
   </w:style>
+  <w:style w:styleId="BodyText" w:type="paragraph">
+    <w:name w:val="Body Text"/>
+    <w:basedOn w:val="Normal"/>
+    <w:link w:val="BodyTextChar"/>
+    <w:qFormat/>
+    <w:pPr>
+      <w:spacing w:after="180" w:before="180"/>
+    </w:pPr>
+  </w:style>
+  <w:style w:customStyle="1" w:styleId="FirstParagraph" w:type="paragraph">
+    <w:name w:val="First Paragraph"/>
+    <w:basedOn w:val="BodyText"/>
+    <w:next w:val="BodyText"/>
+    <w:qFormat/>
+  </w:style>
+  <w:style w:customStyle="1" w:styleId="Compact" w:type="paragraph">
+    <w:name w:val="Compact"/>
+    <w:basedOn w:val="BodyText"/>
+    <w:qFormat/>
+    <w:pPr>
+      <w:spacing w:after="36" w:before="36"/>
+    </w:pPr>
+  </w:style>
+  <w:style w:customStyle="1" w:styleId="Author" w:type="paragraph">
+    <w:name w:val="Author"/>
+    <w:basedOn w:val="Title"/>
+    <w:next w:val="BodyText"/>
+    <w:qFormat/>
+    <w:pPr>
+      <w:keepNext/>
+      <w:keepLines/>
+    </w:pPr>
+    <w:rPr>
+      <w:sz w:val="24"/>
+      <w:szCs w:val="24"/>
+    </w:rPr>
+  </w:style>
+  <w:style w:styleId="Date" w:type="paragraph">
+    <w:name w:val="Date"/>
+    <w:basedOn w:val="Title"/>
+    <w:next w:val="BodyText"/>
+    <w:qFormat/>
+    <w:pPr>
+      <w:keepNext/>
+      <w:keepLines/>
+    </w:pPr>
+    <w:rPr>
+      <w:sz w:val="24"/>
+      <w:szCs w:val="24"/>
+    </w:rPr>
+  </w:style>
+  <w:style w:customStyle="1" w:styleId="AbstractTitle" w:type="paragraph">
+    <w:name w:val="Abstract Title"/>
+    <w:basedOn w:val="Normal"/>
+    <w:next w:val="Abstract"/>
+    <w:qFormat/>
+    <w:pPr>
+      <w:keepNext/>
+      <w:keepLines/>
+      <w:spacing w:after="0" w:before="300"/>
+      <w:jc w:val="center"/>
+    </w:pPr>
+    <w:rPr>
+      <w:b/>
+      <w:sz w:val="20"/>
+      <w:szCs w:val="20"/>
+    </w:rPr>
+  </w:style>
+  <w:style w:customStyle="1" w:styleId="Abstract" w:type="paragraph">
+    <w:name w:val="Abstract"/>
+    <w:basedOn w:val="Normal"/>
+    <w:next w:val="BodyText"/>
+    <w:qFormat/>
+    <w:pPr>
+      <w:keepNext/>
+      <w:keepLines/>
+      <w:spacing w:after="300" w:before="100"/>
+    </w:pPr>
+    <w:rPr>
+      <w:sz w:val="20"/>
+      <w:szCs w:val="20"/>
+    </w:rPr>
+  </w:style>
+  <w:style w:styleId="Bibliography" w:type="paragraph">
+    <w:name w:val="Bibliography"/>
+    <w:basedOn w:val="Normal"/>
+    <w:next w:val="Bibliography"/>
+    <w:qFormat/>
+    <w:pPr/>
+    <w:rPr/>
+  </w:style>
+  <w:style w:styleId="BlockText" w:type="paragraph">
+    <w:name w:val="Block Text"/>
+    <w:basedOn w:val="BodyText"/>
+    <w:next w:val="BodyText"/>
+    <w:uiPriority w:val="9"/>
+    <w:unhideWhenUsed/>
+    <w:qFormat/>
+    <w:pPr>
+      <w:spacing w:after="100" w:before="100"/>
+      <w:ind w:firstLine="0" w:left="480" w:right="480"/>
+    </w:pPr>
+  </w:style>
+  <w:style w:styleId="FootnoteText" w:type="paragraph">
+    <w:name w:val="Footnote Text"/>
+    <w:basedOn w:val="Normal"/>
+    <w:next w:val="FootnoteText"/>
+    <w:uiPriority w:val="9"/>
+    <w:unhideWhenUsed/>
+    <w:qFormat/>
+  </w:style>
+  <w:style w:styleId="FootnoteBlockText" w:type="paragraph">
+    <w:name w:val="Footnote Block Text"/>
+    <w:basedOn w:val="FootnoteText"/>
+    <w:next w:val="FootnoteText"/>
+    <w:uiPriority w:val="9"/>
+    <w:unhideWhenUsed/>
+    <w:qFormat/>
+    <w:pPr>
+      <w:spacing w:after="100" w:before="100"/>
+      <w:ind w:firstLine="0" w:left="480" w:right="480"/>
+    </w:pPr>
+  </w:style>
+  <w:style w:styleId="Table" w:type="table">
+    <w:name w:val="Table"/>
+    <w:basedOn w:val="TableNormal"/>
+    <w:semiHidden/>
+    <w:unhideWhenUsed/>
+    <w:qFormat/>
+    <w:tblPr>
+      <w:tblInd w:type="dxa" w:w="0"/>
+      <w:tblCellMar>
+        <w:top w:type="dxa" w:w="0"/>
+        <w:left w:type="dxa" w:w="108"/>
+        <w:bottom w:type="dxa" w:w="0"/>
+        <w:right w:type="dxa" w:w="108"/>
+      </w:tblCellMar>
+    </w:tblPr>
+    <w:tblStylePr w:type="firstRow">
+      <w:tcPr>
+        <w:tcBorders>
+          <w:bottom w:val="single"/>
+        </w:tcBorders>
+        <w:vAlign w:val="bottom"/>
+      </w:tcPr>
+    </w:tblStylePr>
+  </w:style>
+  <w:style w:customStyle="1" w:styleId="DefinitionTerm" w:type="paragraph">
+    <w:name w:val="Definition Term"/>
+    <w:basedOn w:val="Normal"/>
+    <w:next w:val="Definition"/>
+    <w:pPr>
+      <w:keepNext/>
+      <w:keepLines/>
+      <w:spacing w:after="0"/>
+    </w:pPr>
+    <w:rPr>
+      <w:b/>
+    </w:rPr>
+  </w:style>
+  <w:style w:customStyle="1" w:styleId="Definition" w:type="paragraph">
+    <w:name w:val="Definition"/>
+    <w:basedOn w:val="Normal"/>
+  </w:style>
+  <w:style w:styleId="Caption" w:type="paragraph">
+    <w:name w:val="Caption"/>
+    <w:basedOn w:val="Normal"/>
+    <w:link w:val="BodyTextChar"/>
+    <w:pPr>
+      <w:spacing w:after="120" w:before="0"/>
+    </w:pPr>
+    <w:rPr>
+      <w:i/>
+    </w:rPr>
+  </w:style>
+  <w:style w:customStyle="1" w:styleId="TableCaption" w:type="paragraph">
+    <w:name w:val="Table Caption"/>
+    <w:basedOn w:val="Caption"/>
+    <w:pPr>
+      <w:keepNext/>
+    </w:pPr>
+  </w:style>
+  <w:style w:customStyle="1" w:styleId="ImageCaption" w:type="paragraph">
+    <w:name w:val="Image Caption"/>
+    <w:basedOn w:val="Caption"/>
+  </w:style>
+  <w:style w:customStyle="1" w:styleId="Figure" w:type="paragraph">
+    <w:name w:val="Figure"/>
+    <w:basedOn w:val="Normal"/>
+  </w:style>
+  <w:style w:customStyle="1" w:styleId="CaptionedFigure" w:type="paragraph">
+    <w:name w:val="Captioned Figure"/>
+    <w:basedOn w:val="Figure"/>
+    <w:pPr>
+      <w:keepNext/>
+    </w:pPr>
+  </w:style>
+  <w:style w:customStyle="1" w:styleId="BodyTextChar" w:type="character">
+    <w:name w:val="Body Text Char"/>
+    <w:basedOn w:val="DefaultParagraphFont"/>
+    <w:link w:val="BodyText"/>
+  </w:style>
+  <w:style w:customStyle="1" w:styleId="VerbatimChar" w:type="character">
+    <w:name w:val="Verbatim Char"/>
+    <w:basedOn w:val="BodyTextChar"/>
+    <w:rPr>
+      <w:rFonts w:ascii="Consolas" w:hAnsi="Consolas"/>
+      <w:sz w:val="22"/>
+    </w:rPr>
+  </w:style>
+  <w:style w:customStyle="1" w:styleId="SectionNumber" w:type="character">
+    <w:name w:val="Section Number"/>
+    <w:basedOn w:val="BodyTextChar"/>
+  </w:style>
+  <w:style w:styleId="FootnoteReference" w:type="character">
+    <w:name w:val="Footnote Reference"/>
+    <w:basedOn w:val="BodyTextChar"/>
+    <w:rPr>
+      <w:vertAlign w:val="superscript"/>
+    </w:rPr>
+  </w:style>
+  <w:style w:styleId="Hyperlink" w:type="character">
+    <w:name w:val="Hyperlink"/>
+    <w:basedOn w:val="BodyTextChar"/>
+    <w:rPr>
+      <w:color w:themeColor="accent1" w:val="4F81BD"/>
+    </w:rPr>
+  </w:style>
+  <w:style w:styleId="TOCHeading" w:type="paragraph">
+    <w:name w:val="TOC Heading"/>
+    <w:basedOn w:val="Heading1"/>
+    <w:next w:val="BodyText"/>
+    <w:uiPriority w:val="39"/>
+    <w:unhideWhenUsed/>
+    <w:qFormat/>
+    <w:pPr>
+      <w:spacing w:before="240" w:line="259" w:lineRule="auto"/>
+      <w:outlineLvl w:val="9"/>
+    </w:pPr>
+    <w:rPr>
+      <w:rFonts w:asciiTheme="majorHAnsi" w:cstheme="majorBidi" w:eastAsiaTheme="majorEastAsia" w:hAnsiTheme="majorHAnsi"/>
+      <w:b w:val="0"/>
+      <w:bCs w:val="0"/>
+      <w:color w:themeColor="accent1" w:themeShade="BF" w:val="365F91"/>
+    </w:rPr>
+  </w:style>
   <w:style w:type="character" w:customStyle="1" w:styleId="KeywordTok">
     <w:name w:val="KeywordTok"/>
     <w:basedOn w:val="VerbatimChar"/>

--- a/docs/common_code/03_ggplot/ggplot.docx
+++ b/docs/common_code/03_ggplot/ggplot.docx
@@ -8054,7 +8054,7 @@
     <w:bookmarkEnd w:id="39"/>
     <w:sectPr>
       <w:pgSz w:h="15840" w:w="12240"/>
-      <w:pgMar w:bottom="1440" w:footer="720" w:gutter="0" w:header="720" w:left="1440" w:right="1440" w:top="1440"/>
+      <w:pgMar w:bottom="720" w:footer="432" w:gutter="0" w:header="432" w:left="720" w:right="1008" w:top="720"/>
       <w:cols w:space="720"/>
       <w:docGrid w:linePitch="360"/>
     </w:sectPr>
@@ -8288,7 +8288,11 @@
         <w14:ligatures w14:val="standardContextual"/>
       </w:rPr>
     </w:rPrDefault>
-    <w:pPrDefault/>
+    <w:pPrDefault>
+      <w:pPr>
+        <w:spacing w:after="0" w:before="0" w:line="240" w:lineRule="auto"/>
+      </w:pPr>
+    </w:pPrDefault>
   </w:docDefaults>
   <w:latentStyles w:count="376" w:defLockedState="0" w:defQFormat="0" w:defSemiHidden="0" w:defUIPriority="99" w:defUnhideWhenUsed="0">
     <w:lsdException w:name="Normal" w:qFormat="1" w:uiPriority="0"/>
@@ -9088,7 +9092,7 @@
     <w:qFormat/>
     <w:rsid w:val="00AF5CF1"/>
     <w:pPr>
-      <w:spacing w:after="160" w:before="160"/>
+      <w:spacing w:after="0" w:before="0"/>
       <w:jc w:val="center"/>
     </w:pPr>
     <w:rPr>
@@ -9206,7 +9210,7 @@
         <w:bottom w:color="FF0000" w:space="1" w:sz="8" w:val="single"/>
         <w:right w:color="FF0000" w:space="4" w:sz="8" w:val="single"/>
       </w:pBdr>
-      <w:spacing w:after="120" w:before="120"/>
+      <w:spacing w:after="40" w:before="40"/>
       <w:ind w:left="432" w:right="432"/>
     </w:pPr>
     <w:rPr>
@@ -9226,7 +9230,7 @@
         <w:bottom w:color="auto" w:space="1" w:sz="8" w:val="single"/>
         <w:right w:color="auto" w:space="4" w:sz="8" w:val="single"/>
       </w:pBdr>
-      <w:spacing w:after="240" w:before="240"/>
+      <w:spacing w:after="40" w:before="40"/>
       <w:ind w:left="432" w:right="432"/>
     </w:pPr>
     <w:rPr>
@@ -9240,7 +9244,7 @@
     <w:qFormat/>
     <w:rsid w:val="00771E03"/>
     <w:pPr>
-      <w:spacing w:after="240" w:before="240"/>
+      <w:spacing w:after="40" w:before="40"/>
       <w:ind w:left="432" w:right="432"/>
     </w:pPr>
     <w:rPr>
@@ -9286,7 +9290,7 @@
     <w:unhideWhenUsed/>
     <w:rsid w:val="00322D32"/>
     <w:pPr>
-      <w:spacing w:after="100"/>
+      <w:spacing w:after="0" w:before="0"/>
     </w:pPr>
   </w:style>
   <w:style w:styleId="BodyText" w:type="paragraph">
@@ -9295,7 +9299,7 @@
     <w:link w:val="BodyTextChar"/>
     <w:qFormat/>
     <w:pPr>
-      <w:spacing w:after="180" w:before="180"/>
+      <w:spacing w:after="0" w:before="0"/>
     </w:pPr>
   </w:style>
   <w:style w:customStyle="1" w:styleId="FirstParagraph" w:type="paragraph">
@@ -9303,13 +9307,16 @@
     <w:basedOn w:val="BodyText"/>
     <w:next w:val="BodyText"/>
     <w:qFormat/>
+    <w:pPr>
+      <w:spacing w:after="0" w:before="0"/>
+    </w:pPr>
   </w:style>
   <w:style w:customStyle="1" w:styleId="Compact" w:type="paragraph">
     <w:name w:val="Compact"/>
     <w:basedOn w:val="BodyText"/>
     <w:qFormat/>
     <w:pPr>
-      <w:spacing w:after="36" w:before="36"/>
+      <w:spacing w:after="0" w:before="0"/>
     </w:pPr>
   </w:style>
   <w:style w:customStyle="1" w:styleId="Author" w:type="paragraph">
@@ -9388,7 +9395,7 @@
     <w:unhideWhenUsed/>
     <w:qFormat/>
     <w:pPr>
-      <w:spacing w:after="100" w:before="100"/>
+      <w:spacing w:after="0" w:before="0"/>
       <w:ind w:firstLine="0" w:left="480" w:right="480"/>
     </w:pPr>
   </w:style>
@@ -9458,7 +9465,7 @@
     <w:basedOn w:val="Normal"/>
     <w:link w:val="BodyTextChar"/>
     <w:pPr>
-      <w:spacing w:after="120" w:before="0"/>
+      <w:spacing w:after="0" w:before="0"/>
     </w:pPr>
     <w:rPr>
       <w:i/>
@@ -9468,21 +9475,29 @@
     <w:name w:val="Table Caption"/>
     <w:basedOn w:val="Caption"/>
     <w:pPr>
+      <w:spacing w:after="0" w:before="0"/>
       <w:keepNext/>
     </w:pPr>
   </w:style>
   <w:style w:customStyle="1" w:styleId="ImageCaption" w:type="paragraph">
     <w:name w:val="Image Caption"/>
     <w:basedOn w:val="Caption"/>
+    <w:pPr>
+      <w:spacing w:after="0" w:before="0"/>
+    </w:pPr>
   </w:style>
   <w:style w:customStyle="1" w:styleId="Figure" w:type="paragraph">
     <w:name w:val="Figure"/>
     <w:basedOn w:val="Normal"/>
+    <w:pPr>
+      <w:spacing w:after="0" w:before="0"/>
+    </w:pPr>
   </w:style>
   <w:style w:customStyle="1" w:styleId="CaptionedFigure" w:type="paragraph">
     <w:name w:val="Captioned Figure"/>
     <w:basedOn w:val="Figure"/>
     <w:pPr>
+      <w:spacing w:after="0" w:before="0"/>
       <w:keepNext/>
     </w:pPr>
   </w:style>
@@ -9495,8 +9510,8 @@
     <w:name w:val="Verbatim Char"/>
     <w:basedOn w:val="BodyTextChar"/>
     <w:rPr>
-      <w:rFonts w:ascii="Consolas" w:hAnsi="Consolas"/>
-      <w:sz w:val="22"/>
+      <w:rFonts w:ascii="Courier New" w:cs="Courier New" w:hAnsi="Courier New"/>
+      <w:sz w:val="20"/>
     </w:rPr>
   </w:style>
   <w:style w:customStyle="1" w:styleId="SectionNumber" w:type="character">

--- a/docs/common_code/03_ggplot/ggplot.docx
+++ b/docs/common_code/03_ggplot/ggplot.docx
@@ -300,7 +300,7 @@
         <w:rPr>
           <w:rStyle w:val="VerbatimChar"/>
         </w:rPr>
-        <w:t xml:space="preserve">  labs()                            # 3. labels (optional but always do it)</w:t>
+        <w:t xml:space="preserve">  labs()                            # 3. labels (always add them)</w:t>
       </w:r>
     </w:p>
     <w:p>
@@ -620,7 +620,16 @@
         <w:rPr>
           <w:rStyle w:val="NormalTok"/>
         </w:rPr>
-        <w:t xml:space="preserve"> penguins, </w:t>
+        <w:t xml:space="preserve"> penguins,</w:t>
+      </w:r>
+      <w:r>
+        <w:br/>
+      </w:r>
+      <w:r>
+        <w:rPr>
+          <w:rStyle w:val="NormalTok"/>
+        </w:rPr>
+        <w:t xml:space="preserve">       </w:t>
       </w:r>
       <w:r>
         <w:rPr>
@@ -1943,7 +1952,16 @@
         <w:rPr>
           <w:rStyle w:val="NormalTok"/>
         </w:rPr>
-        <w:t xml:space="preserve">(penguins, </w:t>
+        <w:t xml:space="preserve">(penguins,</w:t>
+      </w:r>
+      <w:r>
+        <w:br/>
+      </w:r>
+      <w:r>
+        <w:rPr>
+          <w:rStyle w:val="NormalTok"/>
+        </w:rPr>
+        <w:t xml:space="preserve">       </w:t>
       </w:r>
       <w:r>
         <w:rPr>
@@ -2544,153 +2562,162 @@
         <w:rPr>
           <w:rStyle w:val="NormalTok"/>
         </w:rPr>
+        <w:t xml:space="preserve">,</w:t>
+      </w:r>
+      <w:r>
+        <w:br/>
+      </w:r>
+      <w:r>
+        <w:rPr>
+          <w:rStyle w:val="NormalTok"/>
+        </w:rPr>
+        <w:t xml:space="preserve">                                        </w:t>
+      </w:r>
+      <w:r>
+        <w:rPr>
+          <w:rStyle w:val="AttributeTok"/>
+        </w:rPr>
+        <w:t xml:space="preserve">dodge.width =</w:t>
+      </w:r>
+      <w:r>
+        <w:rPr>
+          <w:rStyle w:val="NormalTok"/>
+        </w:rPr>
+        <w:t xml:space="preserve"> </w:t>
+      </w:r>
+      <w:r>
+        <w:rPr>
+          <w:rStyle w:val="FloatTok"/>
+        </w:rPr>
+        <w:t xml:space="preserve">0.75</w:t>
+      </w:r>
+      <w:r>
+        <w:rPr>
+          <w:rStyle w:val="NormalTok"/>
+        </w:rPr>
+        <w:t xml:space="preserve">)</w:t>
+      </w:r>
+      <w:r>
+        <w:br/>
+      </w:r>
+      <w:r>
+        <w:br/>
+      </w:r>
+      <w:r>
+        <w:rPr>
+          <w:rStyle w:val="FunctionTok"/>
+        </w:rPr>
+        <w:t xml:space="preserve">ggplot</w:t>
+      </w:r>
+      <w:r>
+        <w:rPr>
+          <w:rStyle w:val="NormalTok"/>
+        </w:rPr>
+        <w:t xml:space="preserve">(penguins, </w:t>
+      </w:r>
+      <w:r>
+        <w:rPr>
+          <w:rStyle w:val="FunctionTok"/>
+        </w:rPr>
+        <w:t xml:space="preserve">aes</w:t>
+      </w:r>
+      <w:r>
+        <w:rPr>
+          <w:rStyle w:val="NormalTok"/>
+        </w:rPr>
+        <w:t xml:space="preserve">(</w:t>
+      </w:r>
+      <w:r>
+        <w:rPr>
+          <w:rStyle w:val="AttributeTok"/>
+        </w:rPr>
+        <w:t xml:space="preserve">x =</w:t>
+      </w:r>
+      <w:r>
+        <w:rPr>
+          <w:rStyle w:val="NormalTok"/>
+        </w:rPr>
+        <w:t xml:space="preserve"> species, </w:t>
+      </w:r>
+      <w:r>
+        <w:rPr>
+          <w:rStyle w:val="AttributeTok"/>
+        </w:rPr>
+        <w:t xml:space="preserve">y =</w:t>
+      </w:r>
+      <w:r>
+        <w:rPr>
+          <w:rStyle w:val="NormalTok"/>
+        </w:rPr>
+        <w:t xml:space="preserve"> body_mass_g, </w:t>
+      </w:r>
+      <w:r>
+        <w:rPr>
+          <w:rStyle w:val="AttributeTok"/>
+        </w:rPr>
+        <w:t xml:space="preserve">fill =</w:t>
+      </w:r>
+      <w:r>
+        <w:rPr>
+          <w:rStyle w:val="NormalTok"/>
+        </w:rPr>
+        <w:t xml:space="preserve"> sex)) </w:t>
+      </w:r>
+      <w:r>
+        <w:rPr>
+          <w:rStyle w:val="SpecialCharTok"/>
+        </w:rPr>
+        <w:t xml:space="preserve">+</w:t>
+      </w:r>
+      <w:r>
+        <w:br/>
+      </w:r>
+      <w:r>
+        <w:rPr>
+          <w:rStyle w:val="NormalTok"/>
+        </w:rPr>
+        <w:t xml:space="preserve">  </w:t>
+      </w:r>
+      <w:r>
+        <w:rPr>
+          <w:rStyle w:val="FunctionTok"/>
+        </w:rPr>
+        <w:t xml:space="preserve">geom_boxplot</w:t>
+      </w:r>
+      <w:r>
+        <w:rPr>
+          <w:rStyle w:val="NormalTok"/>
+        </w:rPr>
+        <w:t xml:space="preserve">(</w:t>
+      </w:r>
+      <w:r>
+        <w:rPr>
+          <w:rStyle w:val="AttributeTok"/>
+        </w:rPr>
+        <w:t xml:space="preserve">alpha =</w:t>
+      </w:r>
+      <w:r>
+        <w:rPr>
+          <w:rStyle w:val="NormalTok"/>
+        </w:rPr>
+        <w:t xml:space="preserve"> </w:t>
+      </w:r>
+      <w:r>
+        <w:rPr>
+          <w:rStyle w:val="FloatTok"/>
+        </w:rPr>
+        <w:t xml:space="preserve">0.6</w:t>
+      </w:r>
+      <w:r>
+        <w:rPr>
+          <w:rStyle w:val="NormalTok"/>
+        </w:rPr>
         <w:t xml:space="preserve">, </w:t>
       </w:r>
       <w:r>
         <w:rPr>
           <w:rStyle w:val="AttributeTok"/>
         </w:rPr>
-        <w:t xml:space="preserve">dodge.width =</w:t>
-      </w:r>
-      <w:r>
-        <w:rPr>
-          <w:rStyle w:val="NormalTok"/>
-        </w:rPr>
-        <w:t xml:space="preserve"> </w:t>
-      </w:r>
-      <w:r>
-        <w:rPr>
-          <w:rStyle w:val="FloatTok"/>
-        </w:rPr>
-        <w:t xml:space="preserve">0.75</w:t>
-      </w:r>
-      <w:r>
-        <w:rPr>
-          <w:rStyle w:val="NormalTok"/>
-        </w:rPr>
-        <w:t xml:space="preserve">)</w:t>
-      </w:r>
-      <w:r>
-        <w:br/>
-      </w:r>
-      <w:r>
-        <w:br/>
-      </w:r>
-      <w:r>
-        <w:rPr>
-          <w:rStyle w:val="FunctionTok"/>
-        </w:rPr>
-        <w:t xml:space="preserve">ggplot</w:t>
-      </w:r>
-      <w:r>
-        <w:rPr>
-          <w:rStyle w:val="NormalTok"/>
-        </w:rPr>
-        <w:t xml:space="preserve">(penguins, </w:t>
-      </w:r>
-      <w:r>
-        <w:rPr>
-          <w:rStyle w:val="FunctionTok"/>
-        </w:rPr>
-        <w:t xml:space="preserve">aes</w:t>
-      </w:r>
-      <w:r>
-        <w:rPr>
-          <w:rStyle w:val="NormalTok"/>
-        </w:rPr>
-        <w:t xml:space="preserve">(</w:t>
-      </w:r>
-      <w:r>
-        <w:rPr>
-          <w:rStyle w:val="AttributeTok"/>
-        </w:rPr>
-        <w:t xml:space="preserve">x =</w:t>
-      </w:r>
-      <w:r>
-        <w:rPr>
-          <w:rStyle w:val="NormalTok"/>
-        </w:rPr>
-        <w:t xml:space="preserve"> species, </w:t>
-      </w:r>
-      <w:r>
-        <w:rPr>
-          <w:rStyle w:val="AttributeTok"/>
-        </w:rPr>
-        <w:t xml:space="preserve">y =</w:t>
-      </w:r>
-      <w:r>
-        <w:rPr>
-          <w:rStyle w:val="NormalTok"/>
-        </w:rPr>
-        <w:t xml:space="preserve"> body_mass_g, </w:t>
-      </w:r>
-      <w:r>
-        <w:rPr>
-          <w:rStyle w:val="AttributeTok"/>
-        </w:rPr>
-        <w:t xml:space="preserve">fill =</w:t>
-      </w:r>
-      <w:r>
-        <w:rPr>
-          <w:rStyle w:val="NormalTok"/>
-        </w:rPr>
-        <w:t xml:space="preserve"> sex)) </w:t>
-      </w:r>
-      <w:r>
-        <w:rPr>
-          <w:rStyle w:val="SpecialCharTok"/>
-        </w:rPr>
-        <w:t xml:space="preserve">+</w:t>
-      </w:r>
-      <w:r>
-        <w:br/>
-      </w:r>
-      <w:r>
-        <w:rPr>
-          <w:rStyle w:val="NormalTok"/>
-        </w:rPr>
-        <w:t xml:space="preserve">  </w:t>
-      </w:r>
-      <w:r>
-        <w:rPr>
-          <w:rStyle w:val="FunctionTok"/>
-        </w:rPr>
-        <w:t xml:space="preserve">geom_boxplot</w:t>
-      </w:r>
-      <w:r>
-        <w:rPr>
-          <w:rStyle w:val="NormalTok"/>
-        </w:rPr>
-        <w:t xml:space="preserve">(</w:t>
-      </w:r>
-      <w:r>
-        <w:rPr>
-          <w:rStyle w:val="AttributeTok"/>
-        </w:rPr>
-        <w:t xml:space="preserve">alpha =</w:t>
-      </w:r>
-      <w:r>
-        <w:rPr>
-          <w:rStyle w:val="NormalTok"/>
-        </w:rPr>
-        <w:t xml:space="preserve"> </w:t>
-      </w:r>
-      <w:r>
-        <w:rPr>
-          <w:rStyle w:val="FloatTok"/>
-        </w:rPr>
-        <w:t xml:space="preserve">0.6</w:t>
-      </w:r>
-      <w:r>
-        <w:rPr>
-          <w:rStyle w:val="NormalTok"/>
-        </w:rPr>
-        <w:t xml:space="preserve">, </w:t>
-      </w:r>
-      <w:r>
-        <w:rPr>
-          <w:rStyle w:val="AttributeTok"/>
-        </w:rPr>
         <w:t xml:space="preserve">outlier.shape =</w:t>
       </w:r>
       <w:r>
@@ -2709,7 +2736,16 @@
         <w:rPr>
           <w:rStyle w:val="NormalTok"/>
         </w:rPr>
-        <w:t xml:space="preserve">, </w:t>
+        <w:t xml:space="preserve">,</w:t>
+      </w:r>
+      <w:r>
+        <w:br/>
+      </w:r>
+      <w:r>
+        <w:rPr>
+          <w:rStyle w:val="NormalTok"/>
+        </w:rPr>
+        <w:t xml:space="preserve">               </w:t>
       </w:r>
       <w:r>
         <w:rPr>
@@ -3344,7 +3380,22 @@
         <w:rPr>
           <w:rStyle w:val="CommentTok"/>
         </w:rPr>
-        <w:t xml:space="preserve"># rename the shape legend (must match color label)</w:t>
+        <w:t xml:space="preserve"># rename the shape legend</w:t>
+      </w:r>
+      <w:r>
+        <w:br/>
+      </w:r>
+      <w:r>
+        <w:rPr>
+          <w:rStyle w:val="NormalTok"/>
+        </w:rPr>
+        <w:t xml:space="preserve">                              </w:t>
+      </w:r>
+      <w:r>
+        <w:rPr>
+          <w:rStyle w:val="CommentTok"/>
+        </w:rPr>
+        <w:t xml:space="preserve"># (must match color label)</w:t>
       </w:r>
       <w:r>
         <w:br/>
@@ -5250,7 +5301,16 @@
         <w:rPr>
           <w:rStyle w:val="NormalTok"/>
         </w:rPr>
-        <w:t xml:space="preserve">(penguins, </w:t>
+        <w:t xml:space="preserve">(penguins,</w:t>
+      </w:r>
+      <w:r>
+        <w:br/>
+      </w:r>
+      <w:r>
+        <w:rPr>
+          <w:rStyle w:val="NormalTok"/>
+        </w:rPr>
+        <w:t xml:space="preserve">            </w:t>
       </w:r>
       <w:r>
         <w:rPr>
@@ -5424,7 +5484,16 @@
         <w:rPr>
           <w:rStyle w:val="NormalTok"/>
         </w:rPr>
-        <w:t xml:space="preserve">, </w:t>
+        <w:t xml:space="preserve">,</w:t>
+      </w:r>
+      <w:r>
+        <w:br/>
+      </w:r>
+      <w:r>
+        <w:rPr>
+          <w:rStyle w:val="NormalTok"/>
+        </w:rPr>
+        <w:t xml:space="preserve">       </w:t>
       </w:r>
       <w:r>
         <w:rPr>
@@ -5529,7 +5598,22 @@
         <w:rPr>
           <w:rStyle w:val="CommentTok"/>
         </w:rPr>
-        <w:t xml:space="preserve"># white background, grey gridlines, black border</w:t>
+        <w:t xml:space="preserve"># white background, grey</w:t>
+      </w:r>
+      <w:r>
+        <w:br/>
+      </w:r>
+      <w:r>
+        <w:rPr>
+          <w:rStyle w:val="NormalTok"/>
+        </w:rPr>
+        <w:t xml:space="preserve">                     </w:t>
+      </w:r>
+      <w:r>
+        <w:rPr>
+          <w:rStyle w:val="CommentTok"/>
+        </w:rPr>
+        <w:t xml:space="preserve"># gridlines, black border</w:t>
       </w:r>
       <w:r>
         <w:br/>
@@ -5607,7 +5691,22 @@
         <w:rPr>
           <w:rStyle w:val="CommentTok"/>
         </w:rPr>
-        <w:t xml:space="preserve"># white background, axis lines only, no gridlines</w:t>
+        <w:t xml:space="preserve"># white background, axis</w:t>
+      </w:r>
+      <w:r>
+        <w:br/>
+      </w:r>
+      <w:r>
+        <w:rPr>
+          <w:rStyle w:val="NormalTok"/>
+        </w:rPr>
+        <w:t xml:space="preserve">                     </w:t>
+      </w:r>
+      <w:r>
+        <w:rPr>
+          <w:rStyle w:val="CommentTok"/>
+        </w:rPr>
+        <w:t xml:space="preserve"># lines only, no gridlines</w:t>
       </w:r>
       <w:r>
         <w:br/>
@@ -5876,7 +5975,22 @@
         <w:rPr>
           <w:rStyle w:val="CommentTok"/>
         </w:rPr>
-        <w:t xml:space="preserve"># "top", "left", "right", "bottom", "none"</w:t>
+        <w:t xml:space="preserve"># "top", "left", "right",</w:t>
+      </w:r>
+      <w:r>
+        <w:br/>
+      </w:r>
+      <w:r>
+        <w:rPr>
+          <w:rStyle w:val="NormalTok"/>
+        </w:rPr>
+        <w:t xml:space="preserve">                                      </w:t>
+      </w:r>
+      <w:r>
+        <w:rPr>
+          <w:rStyle w:val="CommentTok"/>
+        </w:rPr>
+        <w:t xml:space="preserve"># "bottom", "none"</w:t>
       </w:r>
     </w:p>
     <w:p>
@@ -6015,7 +6129,16 @@
         <w:rPr>
           <w:rStyle w:val="NormalTok"/>
         </w:rPr>
-        <w:t xml:space="preserve">(penguins, </w:t>
+        <w:t xml:space="preserve">(penguins,</w:t>
+      </w:r>
+      <w:r>
+        <w:br/>
+      </w:r>
+      <w:r>
+        <w:rPr>
+          <w:rStyle w:val="NormalTok"/>
+        </w:rPr>
+        <w:t xml:space="preserve">                  </w:t>
       </w:r>
       <w:r>
         <w:rPr>
@@ -6072,7 +6195,16 @@
         <w:rPr>
           <w:rStyle w:val="NormalTok"/>
         </w:rPr>
-        <w:t xml:space="preserve"> species, </w:t>
+        <w:t xml:space="preserve"> species,</w:t>
+      </w:r>
+      <w:r>
+        <w:br/>
+      </w:r>
+      <w:r>
+        <w:rPr>
+          <w:rStyle w:val="NormalTok"/>
+        </w:rPr>
+        <w:t xml:space="preserve">                                </w:t>
       </w:r>
       <w:r>
         <w:rPr>
@@ -6480,10 +6612,13 @@
         <w:t xml:space="preserve">+</w:t>
       </w:r>
       <w:r>
-        <w:rPr>
-          <w:rStyle w:val="NormalTok"/>
-        </w:rPr>
-        <w:t xml:space="preserve"> </w:t>
+        <w:br/>
+      </w:r>
+      <w:r>
+        <w:rPr>
+          <w:rStyle w:val="NormalTok"/>
+        </w:rPr>
+        <w:t xml:space="preserve">  </w:t>
       </w:r>
       <w:r>
         <w:rPr>
@@ -7002,7 +7137,22 @@
         <w:rPr>
           <w:rStyle w:val="CommentTok"/>
         </w:rPr>
-        <w:t xml:space="preserve"># 300 dpi = publication quality; 96 dpi = screen only</w:t>
+        <w:t xml:space="preserve"># 300 dpi = publication</w:t>
+      </w:r>
+      <w:r>
+        <w:br/>
+      </w:r>
+      <w:r>
+        <w:rPr>
+          <w:rStyle w:val="NormalTok"/>
+        </w:rPr>
+        <w:t xml:space="preserve">                       </w:t>
+      </w:r>
+      <w:r>
+        <w:rPr>
+          <w:rStyle w:val="CommentTok"/>
+        </w:rPr>
+        <w:t xml:space="preserve"># quality; 96 dpi = screen only</w:t>
       </w:r>
     </w:p>
     <w:bookmarkEnd w:id="36"/>

--- a/docs/common_code/03_ggplot/ggplot.docx
+++ b/docs/common_code/03_ggplot/ggplot.docx
@@ -31,7 +31,7 @@
         <w:pStyle w:val="Date"/>
       </w:pPr>
       <w:r>
-        <w:t xml:space="preserve">2026-09-23</w:t>
+        <w:t xml:space="preserve">2026-09-24</w:t>
       </w:r>
     </w:p>
     <w:bookmarkStart w:id="11" w:name="introduction-to-ggplot2"/>

--- a/docs/common_code/03_ggplot/ggplot.docx
+++ b/docs/common_code/03_ggplot/ggplot.docx
@@ -31,7 +31,7 @@
         <w:pStyle w:val="Date"/>
       </w:pPr>
       <w:r>
-        <w:t xml:space="preserve">2026-09-24</w:t>
+        <w:t xml:space="preserve">2026-09-29</w:t>
       </w:r>
     </w:p>
     <w:bookmarkStart w:id="11" w:name="introduction-to-ggplot2"/>

--- a/docs/common_code/03_ggplot/ggplot.docx
+++ b/docs/common_code/03_ggplot/ggplot.docx
@@ -31,7 +31,7 @@
         <w:pStyle w:val="Date"/>
       </w:pPr>
       <w:r>
-        <w:t xml:space="preserve">2026-09-29</w:t>
+        <w:t xml:space="preserve">2026-10-01</w:t>
       </w:r>
     </w:p>
     <w:bookmarkStart w:id="11" w:name="introduction-to-ggplot2"/>

--- a/docs/common_code/03_ggplot/ggplot.docx
+++ b/docs/common_code/03_ggplot/ggplot.docx
@@ -31,7 +31,7 @@
         <w:pStyle w:val="Date"/>
       </w:pPr>
       <w:r>
-        <w:t xml:space="preserve">2026-10-01</w:t>
+        <w:t xml:space="preserve">2026-10-05</w:t>
       </w:r>
     </w:p>
     <w:bookmarkStart w:id="11" w:name="introduction-to-ggplot2"/>

--- a/docs/common_code/03_ggplot/ggplot.docx
+++ b/docs/common_code/03_ggplot/ggplot.docx
@@ -31,7 +31,7 @@
         <w:pStyle w:val="Date"/>
       </w:pPr>
       <w:r>
-        <w:t xml:space="preserve">2026-10-05</w:t>
+        <w:t xml:space="preserve">2026-10-08</w:t>
       </w:r>
     </w:p>
     <w:bookmarkStart w:id="11" w:name="introduction-to-ggplot2"/>

--- a/docs/common_code/03_ggplot/ggplot.docx
+++ b/docs/common_code/03_ggplot/ggplot.docx
@@ -31,7 +31,7 @@
         <w:pStyle w:val="Date"/>
       </w:pPr>
       <w:r>
-        <w:t xml:space="preserve">2026-10-08</w:t>
+        <w:t xml:space="preserve">2026-10-09</w:t>
       </w:r>
     </w:p>
     <w:bookmarkStart w:id="11" w:name="introduction-to-ggplot2"/>

--- a/docs/common_code/03_ggplot/ggplot.docx
+++ b/docs/common_code/03_ggplot/ggplot.docx
@@ -31,7 +31,7 @@
         <w:pStyle w:val="Date"/>
       </w:pPr>
       <w:r>
-        <w:t xml:space="preserve">2026-10-09</w:t>
+        <w:t xml:space="preserve">2026-10-19</w:t>
       </w:r>
     </w:p>
     <w:bookmarkStart w:id="11" w:name="introduction-to-ggplot2"/>

--- a/docs/common_code/03_ggplot/ggplot.docx
+++ b/docs/common_code/03_ggplot/ggplot.docx
@@ -31,7 +31,7 @@
         <w:pStyle w:val="Date"/>
       </w:pPr>
       <w:r>
-        <w:t xml:space="preserve">2026-10-19</w:t>
+        <w:t xml:space="preserve">2026-10-22</w:t>
       </w:r>
     </w:p>
     <w:bookmarkStart w:id="11" w:name="introduction-to-ggplot2"/>
